--- a/CV2026AOrujov.docx
+++ b/CV2026AOrujov.docx
@@ -690,7 +690,7 @@
           <w:sz w:val="24"/>
           <w:szCs w:val="24"/>
         </w:rPr>
-        <w:t>Orujov, A., Hemmings, D. A.I. disclosures (</w:t>
+        <w:t>Orujov, A., Hemmings, D. A.I. disclosures.</w:t>
       </w:r>
       <w:r>
         <w:rPr>
@@ -701,7 +701,7 @@
           <w:sz w:val="24"/>
           <w:szCs w:val="24"/>
         </w:rPr>
-        <w:t>presented at an internal seminar at Bangor Business School in May 2025).</w:t>
+        <w:t/>
       </w:r>
     </w:p>
     <w:p>
@@ -724,7 +724,7 @@
           <w:sz w:val="24"/>
           <w:szCs w:val="24"/>
         </w:rPr>
-        <w:t>Forrest, D., Narita, K., and Orujov, A. Sports Betting Legalisation and Suicide Mortality. (</w:t>
+        <w:t xml:space="preserve">Forrest, D., Narita, K., and Orujov, A. Sports Betting Legalisation and Suicide Mortality. </w:t>
       </w:r>
       <w:r>
         <w:rPr>
@@ -735,7 +735,7 @@
           <w:sz w:val="24"/>
           <w:szCs w:val="24"/>
         </w:rPr>
-        <w:t xml:space="preserve">to be submitted to Health Economics) </w:t>
+        <w:t/>
       </w:r>
       <w:r>
         <w:rPr>
@@ -805,7 +805,7 @@
           <w:szCs w:val="24"/>
         </w:rPr>
         <w:lastRenderedPageBreak/>
-        <w:t>Forrest, D., McHale, I., Narita, K., and Orujov, A. A Nuanced Analysis of Problem and No-Problem Gambling: Associations with Suicidality and Mental Health (</w:t>
+        <w:t>Forrest, D., McHale, I., Narita, K., and Orujov, A. A Nuanced Analysis of Problem and No-Problem Gambling: Associations with Suicidality and Mental Health.</w:t>
       </w:r>
       <w:r>
         <w:rPr>
@@ -816,16 +816,16 @@
           <w:sz w:val="24"/>
           <w:szCs w:val="24"/>
         </w:rPr>
-        <w:t>to be submitted to Addiction Behaviours</w:t>
-      </w:r>
-      <w:r>
-        <w:rPr>
-          <w:rFonts w:ascii="Garamond" w:hAnsi="Garamond" w:cs="Times New Roman"/>
-          <w:bCs/>
-          <w:sz w:val="24"/>
-          <w:szCs w:val="24"/>
-        </w:rPr>
-        <w:t>).</w:t>
+        <w:t/>
+      </w:r>
+      <w:r>
+        <w:rPr>
+          <w:rFonts w:ascii="Garamond" w:hAnsi="Garamond" w:cs="Times New Roman"/>
+          <w:bCs/>
+          <w:sz w:val="24"/>
+          <w:szCs w:val="24"/>
+        </w:rPr>
+        <w:t/>
       </w:r>
     </w:p>
     <w:p>
@@ -848,7 +848,7 @@
           <w:sz w:val="24"/>
           <w:szCs w:val="24"/>
         </w:rPr>
-        <w:t>Orujov, A., R. Brownen-Trinh and M. Pedio, Gambling Legalization and Mutual Fund Managers Risk-Taking, (</w:t>
+        <w:t xml:space="preserve">Orujov, A., R. Brownen-Trinh and M. Pedio, Gambling Legalization and Mutual Fund Managers Risk-Taking, </w:t>
       </w:r>
       <w:r>
         <w:rPr>
@@ -859,16 +859,16 @@
           <w:sz w:val="24"/>
           <w:szCs w:val="24"/>
         </w:rPr>
-        <w:t>to be submitted to Economic Journal</w:t>
-      </w:r>
-      <w:r>
-        <w:rPr>
-          <w:rFonts w:ascii="Garamond" w:hAnsi="Garamond" w:cs="Times New Roman"/>
-          <w:bCs/>
-          <w:sz w:val="24"/>
-          <w:szCs w:val="24"/>
-        </w:rPr>
-        <w:t xml:space="preserve">) </w:t>
+        <w:t/>
+      </w:r>
+      <w:r>
+        <w:rPr>
+          <w:rFonts w:ascii="Garamond" w:hAnsi="Garamond" w:cs="Times New Roman"/>
+          <w:bCs/>
+          <w:sz w:val="24"/>
+          <w:szCs w:val="24"/>
+        </w:rPr>
+        <w:t/>
       </w:r>
       <w:r>
         <w:rPr>
@@ -925,7 +925,7 @@
           <w:sz w:val="24"/>
           <w:szCs w:val="24"/>
         </w:rPr>
-        <w:t>Orujov, A. Trading as Gambling During Lockdown: The Role of the Recent Legalization of Sports Betting in the US. (</w:t>
+        <w:t xml:space="preserve">Orujov, A. Trading as Gambling During Lockdown: The Role of the Recent Legalization of Sports Betting in the US. </w:t>
       </w:r>
       <w:r>
         <w:rPr>
@@ -936,16 +936,16 @@
           <w:sz w:val="24"/>
           <w:szCs w:val="24"/>
         </w:rPr>
-        <w:t>to be submitted to the Journal of Corporate Finance</w:t>
-      </w:r>
-      <w:r>
-        <w:rPr>
-          <w:rFonts w:ascii="Garamond" w:hAnsi="Garamond" w:cs="Times New Roman"/>
-          <w:bCs/>
-          <w:sz w:val="24"/>
-          <w:szCs w:val="24"/>
-        </w:rPr>
-        <w:t>) (</w:t>
+        <w:t/>
+      </w:r>
+      <w:r>
+        <w:rPr>
+          <w:rFonts w:ascii="Garamond" w:hAnsi="Garamond" w:cs="Times New Roman"/>
+          <w:bCs/>
+          <w:sz w:val="24"/>
+          <w:szCs w:val="24"/>
+        </w:rPr>
+        <w:t>(</w:t>
       </w:r>
       <w:hyperlink r:id="rId11" w:history="1">
         <w:r>
@@ -993,7 +993,7 @@
           <w:sz w:val="24"/>
           <w:szCs w:val="24"/>
         </w:rPr>
-        <w:t>Orujov, A. and Jones, L., Schadenfreude or Support for the Underdog?: How Unexpected Sporting Outcomes Influence Retail Investor Behaviour (</w:t>
+        <w:t>Orujov, A. and Jones, L., Schadenfreude or Support for the Underdog?: How Unexpected Sporting Outcomes Influence Retail Investor Behaviour</w:t>
       </w:r>
       <w:r>
         <w:rPr>
@@ -1004,7 +1004,7 @@
           <w:sz w:val="24"/>
           <w:szCs w:val="24"/>
         </w:rPr>
-        <w:t>to be submitted to an ABS 3 journal)</w:t>
+        <w:t/>
       </w:r>
       <w:r>
         <w:rPr>
@@ -1085,7 +1085,7 @@
           <w:sz w:val="24"/>
           <w:szCs w:val="24"/>
         </w:rPr>
-        <w:t xml:space="preserve"> (To be submitted to ABS 4)</w:t>
+        <w:t/>
       </w:r>
     </w:p>
     <w:p>
@@ -1831,7 +1831,7 @@
           <w:sz w:val="24"/>
           <w:szCs w:val="24"/>
         </w:rPr>
-        <w:t>Successfully supervised 1 PhD student to completion, currently supervising 1 student.</w:t>
+        <w:t>Successfully supervised 1 PhD student to completion.</w:t>
       </w:r>
     </w:p>
     <w:p>
@@ -2274,391 +2274,6 @@
         <w:t>Baku, Azerbaijan, 2010.</w:t>
       </w:r>
     </w:p>
-    <w:p>
-      <w:pPr>
-        <w:pBdr>
-          <w:bottom w:val="single" w:sz="4" w:space="1" w:color="auto"/>
-        </w:pBdr>
-        <w:spacing w:line="240" w:lineRule="auto"/>
-        <w:rPr>
-          <w:rFonts w:ascii="Garamond" w:hAnsi="Garamond" w:cs="Times New Roman"/>
-          <w:b/>
-          <w:sz w:val="32"/>
-          <w:szCs w:val="24"/>
-        </w:rPr>
-      </w:pPr>
-      <w:r>
-        <w:rPr>
-          <w:rFonts w:ascii="Garamond" w:hAnsi="Garamond" w:cs="Times New Roman"/>
-          <w:b/>
-          <w:sz w:val="32"/>
-          <w:szCs w:val="24"/>
-        </w:rPr>
-        <w:t>Referees</w:t>
-      </w:r>
-    </w:p>
-    <w:tbl>
-      <w:tblPr>
-        <w:tblStyle w:val="TableGrid"/>
-        <w:tblW w:w="0" w:type="auto"/>
-        <w:tblBorders>
-          <w:top w:val="none" w:sz="0" w:space="0" w:color="auto"/>
-          <w:left w:val="none" w:sz="0" w:space="0" w:color="auto"/>
-          <w:bottom w:val="none" w:sz="0" w:space="0" w:color="auto"/>
-          <w:right w:val="none" w:sz="0" w:space="0" w:color="auto"/>
-          <w:insideH w:val="none" w:sz="0" w:space="0" w:color="auto"/>
-          <w:insideV w:val="none" w:sz="0" w:space="0" w:color="auto"/>
-        </w:tblBorders>
-        <w:tblLook w:val="04A0" w:firstRow="1" w:lastRow="0" w:firstColumn="1" w:lastColumn="0" w:noHBand="0" w:noVBand="1"/>
-      </w:tblPr>
-      <w:tblGrid>
-        <w:gridCol w:w="4186"/>
-      </w:tblGrid>
-      <w:tr>
-        <w:trPr>
-          <w:trHeight w:val="359"/>
-        </w:trPr>
-        <w:tc>
-          <w:tcPr>
-            <w:tcW w:w="4186" w:type="dxa"/>
-          </w:tcPr>
-          <w:p>
-            <w:pPr>
-              <w:rPr>
-                <w:rFonts w:ascii="Garamond" w:hAnsi="Garamond" w:cs="Times New Roman"/>
-                <w:sz w:val="24"/>
-              </w:rPr>
-            </w:pPr>
-            <w:r>
-              <w:rPr>
-                <w:rFonts w:ascii="Garamond" w:hAnsi="Garamond" w:cs="Times New Roman"/>
-                <w:i/>
-                <w:iCs/>
-                <w:sz w:val="24"/>
-              </w:rPr>
-              <w:t xml:space="preserve">John Ashton, </w:t>
-            </w:r>
-            <w:r>
-              <w:rPr>
-                <w:rFonts w:ascii="Garamond" w:hAnsi="Garamond" w:cs="Times New Roman"/>
-                <w:sz w:val="24"/>
-              </w:rPr>
-              <w:t>Professor of Financial Regulation, School for Business and Society, University of York</w:t>
-            </w:r>
-          </w:p>
-          <w:p>
-            <w:pPr>
-              <w:rPr>
-                <w:rFonts w:ascii="Garamond" w:hAnsi="Garamond" w:cs="Times New Roman"/>
-                <w:sz w:val="24"/>
-              </w:rPr>
-            </w:pPr>
-            <w:r>
-              <w:rPr>
-                <w:rFonts w:ascii="Garamond" w:hAnsi="Garamond" w:cs="Times New Roman"/>
-                <w:sz w:val="24"/>
-              </w:rPr>
-              <w:lastRenderedPageBreak/>
-              <w:t>Church Lane Building</w:t>
-            </w:r>
-          </w:p>
-          <w:p>
-            <w:pPr>
-              <w:rPr>
-                <w:rFonts w:ascii="Garamond" w:hAnsi="Garamond" w:cs="Times New Roman"/>
-                <w:sz w:val="24"/>
-              </w:rPr>
-            </w:pPr>
-            <w:r>
-              <w:rPr>
-                <w:rFonts w:ascii="Garamond" w:hAnsi="Garamond" w:cs="Times New Roman"/>
-                <w:sz w:val="24"/>
-              </w:rPr>
-              <w:t>York Science Park</w:t>
-            </w:r>
-          </w:p>
-          <w:p>
-            <w:pPr>
-              <w:rPr>
-                <w:rFonts w:ascii="Garamond" w:hAnsi="Garamond" w:cs="Times New Roman"/>
-                <w:sz w:val="24"/>
-              </w:rPr>
-            </w:pPr>
-            <w:r>
-              <w:rPr>
-                <w:rFonts w:ascii="Garamond" w:hAnsi="Garamond" w:cs="Times New Roman"/>
-                <w:sz w:val="24"/>
-              </w:rPr>
-              <w:t>Heslington</w:t>
-            </w:r>
-          </w:p>
-          <w:p>
-            <w:pPr>
-              <w:rPr>
-                <w:rFonts w:ascii="Garamond" w:hAnsi="Garamond" w:cs="Times New Roman"/>
-                <w:sz w:val="24"/>
-              </w:rPr>
-            </w:pPr>
-            <w:r>
-              <w:rPr>
-                <w:rFonts w:ascii="Garamond" w:hAnsi="Garamond" w:cs="Times New Roman"/>
-                <w:sz w:val="24"/>
-              </w:rPr>
-              <w:t>York YO10 5ZF</w:t>
-            </w:r>
-          </w:p>
-          <w:p>
-            <w:pPr>
-              <w:rPr>
-                <w:rFonts w:ascii="Garamond" w:hAnsi="Garamond" w:cs="Times New Roman"/>
-                <w:i/>
-                <w:iCs/>
-                <w:sz w:val="24"/>
-              </w:rPr>
-            </w:pPr>
-            <w:r>
-              <w:rPr>
-                <w:rFonts w:ascii="Garamond" w:hAnsi="Garamond" w:cs="Times New Roman"/>
-                <w:i/>
-                <w:iCs/>
-                <w:sz w:val="24"/>
-              </w:rPr>
-              <w:t xml:space="preserve">E-mail: </w:t>
-            </w:r>
-            <w:hyperlink r:id="rId13" w:history="1">
-              <w:r>
-                <w:rPr>
-                  <w:rStyle w:val="Hyperlink"/>
-                  <w:rFonts w:ascii="Garamond" w:hAnsi="Garamond" w:cs="Times New Roman"/>
-                  <w:i/>
-                  <w:iCs/>
-                  <w:sz w:val="24"/>
-                </w:rPr>
-                <w:t>john.ashton@york.ac.uk</w:t>
-              </w:r>
-            </w:hyperlink>
-          </w:p>
-          <w:p>
-            <w:pPr>
-              <w:rPr>
-                <w:rFonts w:ascii="Garamond" w:hAnsi="Garamond" w:cs="Times New Roman"/>
-                <w:sz w:val="24"/>
-              </w:rPr>
-            </w:pPr>
-            <w:r>
-              <w:rPr>
-                <w:rFonts w:ascii="Garamond" w:hAnsi="Garamond" w:cs="Times New Roman"/>
-                <w:i/>
-                <w:iCs/>
-                <w:sz w:val="24"/>
-              </w:rPr>
-              <w:t xml:space="preserve">Phone: </w:t>
-            </w:r>
-            <w:r>
-              <w:rPr>
-                <w:rFonts w:ascii="Garamond" w:hAnsi="Garamond" w:cs="Times New Roman"/>
-                <w:sz w:val="24"/>
-              </w:rPr>
-              <w:t>01904324398</w:t>
-            </w:r>
-          </w:p>
-          <w:p>
-            <w:pPr>
-              <w:rPr>
-                <w:rFonts w:ascii="Garamond" w:hAnsi="Garamond" w:cs="Times New Roman"/>
-                <w:sz w:val="24"/>
-              </w:rPr>
-            </w:pPr>
-          </w:p>
-          <w:p>
-            <w:pPr>
-              <w:rPr>
-                <w:rFonts w:ascii="Garamond" w:hAnsi="Garamond" w:cs="Times New Roman"/>
-                <w:sz w:val="24"/>
-              </w:rPr>
-            </w:pPr>
-          </w:p>
-          <w:p>
-            <w:pPr>
-              <w:rPr>
-                <w:rFonts w:ascii="Garamond" w:hAnsi="Garamond" w:cs="Times New Roman"/>
-                <w:sz w:val="24"/>
-              </w:rPr>
-            </w:pPr>
-          </w:p>
-        </w:tc>
-      </w:tr>
-      <w:tr>
-        <w:tblPrEx>
-          <w:tblBorders>
-            <w:top w:val="single" w:sz="4" w:space="0" w:color="auto"/>
-            <w:left w:val="single" w:sz="4" w:space="0" w:color="auto"/>
-            <w:bottom w:val="single" w:sz="4" w:space="0" w:color="auto"/>
-            <w:right w:val="single" w:sz="4" w:space="0" w:color="auto"/>
-            <w:insideH w:val="single" w:sz="4" w:space="0" w:color="auto"/>
-            <w:insideV w:val="single" w:sz="4" w:space="0" w:color="auto"/>
-          </w:tblBorders>
-        </w:tblPrEx>
-        <w:trPr>
-          <w:trHeight w:val="359"/>
-        </w:trPr>
-        <w:tc>
-          <w:tcPr>
-            <w:tcW w:w="4186" w:type="dxa"/>
-            <w:tcBorders>
-              <w:top w:val="nil"/>
-              <w:left w:val="nil"/>
-              <w:bottom w:val="nil"/>
-              <w:right w:val="nil"/>
-            </w:tcBorders>
-          </w:tcPr>
-          <w:p>
-            <w:pPr>
-              <w:rPr>
-                <w:rFonts w:ascii="Garamond" w:hAnsi="Garamond" w:cs="Times New Roman"/>
-                <w:sz w:val="24"/>
-              </w:rPr>
-            </w:pPr>
-            <w:r>
-              <w:rPr>
-                <w:rFonts w:ascii="Garamond" w:hAnsi="Garamond" w:cs="Times New Roman"/>
-                <w:i/>
-                <w:iCs/>
-                <w:sz w:val="24"/>
-              </w:rPr>
-              <w:lastRenderedPageBreak/>
-              <w:t>Rasha Alsakka</w:t>
-            </w:r>
-            <w:r>
-              <w:rPr>
-                <w:rFonts w:ascii="Garamond" w:hAnsi="Garamond" w:cs="Times New Roman"/>
-                <w:sz w:val="24"/>
-              </w:rPr>
-              <w:t>, Professor in Banking and Finance, Bangor University.</w:t>
-            </w:r>
-          </w:p>
-          <w:p>
-            <w:pPr>
-              <w:rPr>
-                <w:rFonts w:ascii="Garamond" w:hAnsi="Garamond" w:cs="Times New Roman"/>
-                <w:sz w:val="24"/>
-              </w:rPr>
-            </w:pPr>
-            <w:r>
-              <w:rPr>
-                <w:rFonts w:ascii="Garamond" w:hAnsi="Garamond" w:cs="Times New Roman"/>
-                <w:sz w:val="24"/>
-              </w:rPr>
-              <w:t>Bangor University.</w:t>
-            </w:r>
-          </w:p>
-          <w:p>
-            <w:pPr>
-              <w:rPr>
-                <w:rFonts w:ascii="Garamond" w:hAnsi="Garamond" w:cs="Times New Roman"/>
-                <w:sz w:val="24"/>
-              </w:rPr>
-            </w:pPr>
-            <w:r>
-              <w:rPr>
-                <w:rFonts w:ascii="Garamond" w:hAnsi="Garamond" w:cs="Times New Roman"/>
-                <w:sz w:val="24"/>
-              </w:rPr>
-              <w:t>Bangor Business School, Hen Goleg</w:t>
-            </w:r>
-          </w:p>
-          <w:p>
-            <w:pPr>
-              <w:rPr>
-                <w:rFonts w:ascii="Garamond" w:hAnsi="Garamond" w:cs="Times New Roman"/>
-                <w:sz w:val="24"/>
-              </w:rPr>
-            </w:pPr>
-            <w:r>
-              <w:rPr>
-                <w:rFonts w:ascii="Garamond" w:hAnsi="Garamond" w:cs="Times New Roman"/>
-                <w:sz w:val="24"/>
-              </w:rPr>
-              <w:t>College road</w:t>
-            </w:r>
-          </w:p>
-          <w:p>
-            <w:pPr>
-              <w:rPr>
-                <w:rFonts w:ascii="Garamond" w:hAnsi="Garamond" w:cs="Times New Roman"/>
-                <w:sz w:val="24"/>
-              </w:rPr>
-            </w:pPr>
-            <w:r>
-              <w:rPr>
-                <w:rFonts w:ascii="Garamond" w:hAnsi="Garamond" w:cs="Times New Roman"/>
-                <w:sz w:val="24"/>
-              </w:rPr>
-              <w:t>Bangor, LL57 2DG.</w:t>
-            </w:r>
-          </w:p>
-          <w:p>
-            <w:pPr>
-              <w:rPr>
-                <w:rFonts w:ascii="Garamond" w:hAnsi="Garamond" w:cs="Times New Roman"/>
-                <w:i/>
-                <w:sz w:val="24"/>
-              </w:rPr>
-            </w:pPr>
-            <w:r>
-              <w:rPr>
-                <w:rFonts w:ascii="Garamond" w:hAnsi="Garamond" w:cs="Times New Roman"/>
-                <w:i/>
-                <w:sz w:val="24"/>
-              </w:rPr>
-              <w:t xml:space="preserve">E-mail: </w:t>
-            </w:r>
-            <w:hyperlink r:id="rId14" w:history="1">
-              <w:r>
-                <w:rPr>
-                  <w:rStyle w:val="Hyperlink"/>
-                  <w:rFonts w:ascii="Garamond" w:hAnsi="Garamond" w:cs="Times New Roman"/>
-                  <w:i/>
-                  <w:sz w:val="24"/>
-                </w:rPr>
-                <w:t>r.alsakka@bangor.ac.uk</w:t>
-              </w:r>
-            </w:hyperlink>
-          </w:p>
-          <w:p>
-            <w:pPr>
-              <w:rPr>
-                <w:rFonts w:ascii="Garamond" w:hAnsi="Garamond" w:cs="Times New Roman"/>
-                <w:sz w:val="24"/>
-              </w:rPr>
-            </w:pPr>
-            <w:r>
-              <w:rPr>
-                <w:rFonts w:ascii="Garamond" w:hAnsi="Garamond" w:cs="Times New Roman"/>
-                <w:i/>
-                <w:sz w:val="24"/>
-              </w:rPr>
-              <w:t xml:space="preserve">Phone: </w:t>
-            </w:r>
-            <w:r>
-              <w:rPr>
-                <w:rFonts w:ascii="Garamond" w:hAnsi="Garamond" w:cs="Times New Roman"/>
-                <w:sz w:val="24"/>
-              </w:rPr>
-              <w:t>01248383571</w:t>
-            </w:r>
-          </w:p>
-          <w:p>
-            <w:pPr>
-              <w:rPr>
-                <w:rFonts w:ascii="Garamond" w:hAnsi="Garamond" w:cs="Times New Roman"/>
-                <w:sz w:val="24"/>
-              </w:rPr>
-            </w:pPr>
-          </w:p>
-        </w:tc>
-      </w:tr>
-    </w:tbl>
     <w:p>
       <w:pPr>
         <w:pStyle w:val="ListParagraph"/>

--- a/CV2026AOrujov.docx
+++ b/CV2026AOrujov.docx
@@ -595,7 +595,7 @@
           <w:sz w:val="24"/>
           <w:szCs w:val="24"/>
         </w:rPr>
-        <w:t>Revise and Resubmit, second round – Accounting and Business Review)</w:t>
+        <w:t>Revise and Resubmit, second round – Accounting and Business Research)</w:t>
       </w:r>
       <w:r>
         <w:rPr>
